--- a/BT Trigger Thu tuc va ham_4-2026.docx
+++ b/BT Trigger Thu tuc va ham_4-2026.docx
@@ -9345,6 +9345,7 @@
         <w:rPr>
           <w:rFonts w:ascii="Times New Roman" w:hAnsi="Times New Roman" w:cs="Times New Roman"/>
           <w:iCs/>
+          <w:noProof/>
           <w:sz w:val="26"/>
           <w:szCs w:val="26"/>
           <w:lang w:val="vi-VN"/>
@@ -9402,6 +9403,7 @@
         <w:rPr>
           <w:rFonts w:ascii="Times New Roman" w:hAnsi="Times New Roman" w:cs="Times New Roman"/>
           <w:iCs/>
+          <w:noProof/>
           <w:sz w:val="26"/>
           <w:szCs w:val="26"/>
           <w:lang w:val="vi-VN"/>
@@ -9479,6 +9481,7 @@
         <w:rPr>
           <w:rFonts w:ascii="Times New Roman" w:hAnsi="Times New Roman" w:cs="Times New Roman"/>
           <w:iCs/>
+          <w:noProof/>
           <w:sz w:val="26"/>
           <w:szCs w:val="26"/>
           <w:lang w:val="vi-VN"/>
@@ -9553,6 +9556,7 @@
         <w:rPr>
           <w:rFonts w:ascii="Times New Roman" w:hAnsi="Times New Roman" w:cs="Times New Roman"/>
           <w:iCs/>
+          <w:noProof/>
           <w:sz w:val="26"/>
           <w:szCs w:val="26"/>
         </w:rPr>
@@ -9602,6 +9606,7 @@
         <w:rPr>
           <w:rFonts w:ascii="Times New Roman" w:hAnsi="Times New Roman" w:cs="Times New Roman"/>
           <w:iCs/>
+          <w:noProof/>
           <w:sz w:val="26"/>
           <w:szCs w:val="26"/>
           <w:lang w:val="vi-VN"/>
@@ -9672,6 +9677,7 @@
         <w:rPr>
           <w:rFonts w:ascii="Times New Roman" w:hAnsi="Times New Roman" w:cs="Times New Roman"/>
           <w:iCs/>
+          <w:noProof/>
           <w:sz w:val="26"/>
           <w:szCs w:val="26"/>
           <w:lang w:val="vi-VN"/>
@@ -9727,6 +9733,7 @@
         <w:rPr>
           <w:rFonts w:ascii="Times New Roman" w:hAnsi="Times New Roman" w:cs="Times New Roman"/>
           <w:iCs/>
+          <w:noProof/>
           <w:sz w:val="26"/>
           <w:szCs w:val="26"/>
           <w:lang w:val="vi-VN"/>
@@ -9804,6 +9811,7 @@
         <w:rPr>
           <w:rFonts w:ascii="Times New Roman" w:hAnsi="Times New Roman" w:cs="Times New Roman"/>
           <w:iCs/>
+          <w:noProof/>
           <w:sz w:val="26"/>
           <w:szCs w:val="26"/>
           <w:lang w:val="vi-VN"/>
@@ -9895,19 +9903,7 @@
     </w:p>
     <w:p>
       <w:pPr>
-        <w:autoSpaceDE w:val="0"/>
-        <w:autoSpaceDN w:val="0"/>
-        <w:adjustRightInd w:val="0"/>
-        <w:spacing w:after="0" w:line="240" w:lineRule="auto"/>
         <w:ind w:left="360"/>
-        <w:rPr>
-          <w:rFonts w:ascii="Times New Roman" w:eastAsia="TimesNewRomanPS-BoldMT" w:hAnsi="Times New Roman" w:cs="Times New Roman"/>
-          <w:color w:val="000000"/>
-          <w:sz w:val="26"/>
-          <w:szCs w:val="26"/>
-        </w:rPr>
-      </w:pPr>
-      <w:r>
         <w:rPr>
           <w:rFonts w:ascii="Times New Roman" w:eastAsia="TimesNewRomanPS-BoldMT" w:hAnsi="Times New Roman" w:cs="Times New Roman"/>
           <w:b/>
@@ -9916,31 +9912,6 @@
           <w:sz w:val="26"/>
           <w:szCs w:val="26"/>
         </w:rPr>
-        <w:t xml:space="preserve">DocGia </w:t>
-      </w:r>
-      <w:r>
-        <w:rPr>
-          <w:rFonts w:ascii="Times New Roman" w:eastAsia="TimesNewRomanPS-BoldMT" w:hAnsi="Times New Roman" w:cs="Times New Roman"/>
-          <w:color w:val="000000"/>
-          <w:sz w:val="26"/>
-          <w:szCs w:val="26"/>
-        </w:rPr>
-        <w:t>(ma_DocGia, ho, tenlot, ten, ngaysinh)</w:t>
-      </w:r>
-    </w:p>
-    <w:p>
-      <w:pPr>
-        <w:autoSpaceDE w:val="0"/>
-        <w:autoSpaceDN w:val="0"/>
-        <w:adjustRightInd w:val="0"/>
-        <w:spacing w:after="0" w:line="240" w:lineRule="auto"/>
-        <w:ind w:left="360"/>
-        <w:rPr>
-          <w:rFonts w:ascii="Times New Roman" w:eastAsia="TimesNewRomanPS-BoldMT" w:hAnsi="Times New Roman" w:cs="Times New Roman"/>
-          <w:color w:val="000000"/>
-          <w:sz w:val="26"/>
-          <w:szCs w:val="26"/>
-        </w:rPr>
       </w:pPr>
       <w:r>
         <w:rPr>
@@ -9951,287 +9922,7 @@
           <w:sz w:val="26"/>
           <w:szCs w:val="26"/>
         </w:rPr>
-        <w:t xml:space="preserve">Nguoilon </w:t>
-      </w:r>
-      <w:r>
-        <w:rPr>
-          <w:rFonts w:ascii="Times New Roman" w:eastAsia="TimesNewRomanPS-BoldMT" w:hAnsi="Times New Roman" w:cs="Times New Roman"/>
-          <w:color w:val="000000"/>
-          <w:sz w:val="26"/>
-          <w:szCs w:val="26"/>
-        </w:rPr>
-        <w:t>(ma_DocGia, sonha, duong, quan, dienthoai, han_sd)</w:t>
-      </w:r>
-    </w:p>
-    <w:p>
-      <w:pPr>
-        <w:autoSpaceDE w:val="0"/>
-        <w:autoSpaceDN w:val="0"/>
-        <w:adjustRightInd w:val="0"/>
-        <w:spacing w:after="0" w:line="240" w:lineRule="auto"/>
-        <w:ind w:left="360"/>
-        <w:rPr>
-          <w:rFonts w:ascii="Times New Roman" w:eastAsia="TimesNewRomanPS-BoldMT" w:hAnsi="Times New Roman" w:cs="Times New Roman"/>
-          <w:color w:val="000000"/>
-          <w:sz w:val="26"/>
-          <w:szCs w:val="26"/>
-        </w:rPr>
-      </w:pPr>
-      <w:r>
-        <w:rPr>
-          <w:rFonts w:ascii="Times New Roman" w:eastAsia="TimesNewRomanPS-BoldMT" w:hAnsi="Times New Roman" w:cs="Times New Roman"/>
-          <w:b/>
-          <w:bCs/>
-          <w:color w:val="000000"/>
-          <w:sz w:val="26"/>
-          <w:szCs w:val="26"/>
-        </w:rPr>
-        <w:t xml:space="preserve">Treem </w:t>
-      </w:r>
-      <w:r>
-        <w:rPr>
-          <w:rFonts w:ascii="Times New Roman" w:eastAsia="TimesNewRomanPS-BoldMT" w:hAnsi="Times New Roman" w:cs="Times New Roman"/>
-          <w:color w:val="000000"/>
-          <w:sz w:val="26"/>
-          <w:szCs w:val="26"/>
-        </w:rPr>
-        <w:t>(ma_DocGia, ma_DocGia_nguoilon)</w:t>
-      </w:r>
-    </w:p>
-    <w:p>
-      <w:pPr>
-        <w:autoSpaceDE w:val="0"/>
-        <w:autoSpaceDN w:val="0"/>
-        <w:adjustRightInd w:val="0"/>
-        <w:spacing w:after="0" w:line="240" w:lineRule="auto"/>
-        <w:ind w:left="360"/>
-        <w:rPr>
-          <w:rFonts w:ascii="Times New Roman" w:eastAsia="TimesNewRomanPS-BoldMT" w:hAnsi="Times New Roman" w:cs="Times New Roman"/>
-          <w:color w:val="000000"/>
-          <w:sz w:val="26"/>
-          <w:szCs w:val="26"/>
-        </w:rPr>
-      </w:pPr>
-      <w:r>
-        <w:rPr>
-          <w:rFonts w:ascii="Times New Roman" w:eastAsia="TimesNewRomanPS-BoldMT" w:hAnsi="Times New Roman" w:cs="Times New Roman"/>
-          <w:b/>
-          <w:bCs/>
-          <w:color w:val="000000"/>
-          <w:sz w:val="26"/>
-          <w:szCs w:val="26"/>
-        </w:rPr>
-        <w:t xml:space="preserve">Tuasach </w:t>
-      </w:r>
-      <w:r>
-        <w:rPr>
-          <w:rFonts w:ascii="Times New Roman" w:eastAsia="TimesNewRomanPS-BoldMT" w:hAnsi="Times New Roman" w:cs="Times New Roman"/>
-          <w:color w:val="000000"/>
-          <w:sz w:val="26"/>
-          <w:szCs w:val="26"/>
-        </w:rPr>
-        <w:t>(ma_tuasach, tuasach, tacgia, tomtat)</w:t>
-      </w:r>
-    </w:p>
-    <w:p>
-      <w:pPr>
-        <w:autoSpaceDE w:val="0"/>
-        <w:autoSpaceDN w:val="0"/>
-        <w:adjustRightInd w:val="0"/>
-        <w:spacing w:after="0" w:line="240" w:lineRule="auto"/>
-        <w:ind w:left="360"/>
-        <w:rPr>
-          <w:rFonts w:ascii="Times New Roman" w:eastAsia="TimesNewRomanPS-BoldMT" w:hAnsi="Times New Roman" w:cs="Times New Roman"/>
-          <w:color w:val="000000"/>
-          <w:sz w:val="26"/>
-          <w:szCs w:val="26"/>
-        </w:rPr>
-      </w:pPr>
-      <w:r>
-        <w:rPr>
-          <w:rFonts w:ascii="Times New Roman" w:eastAsia="TimesNewRomanPS-BoldMT" w:hAnsi="Times New Roman" w:cs="Times New Roman"/>
-          <w:b/>
-          <w:bCs/>
-          <w:color w:val="000000"/>
-          <w:sz w:val="26"/>
-          <w:szCs w:val="26"/>
-        </w:rPr>
-        <w:t xml:space="preserve">Dausach </w:t>
-      </w:r>
-      <w:r>
-        <w:rPr>
-          <w:rFonts w:ascii="Times New Roman" w:eastAsia="TimesNewRomanPS-BoldMT" w:hAnsi="Times New Roman" w:cs="Times New Roman"/>
-          <w:color w:val="000000"/>
-          <w:sz w:val="26"/>
-          <w:szCs w:val="26"/>
-        </w:rPr>
-        <w:t>(isbn, ma_tuasach, ngonngu, bia, trangthai)</w:t>
-      </w:r>
-    </w:p>
-    <w:p>
-      <w:pPr>
-        <w:ind w:left="360"/>
-        <w:rPr>
-          <w:rFonts w:ascii="Times New Roman" w:eastAsia="TimesNewRomanPS-BoldMT" w:hAnsi="Times New Roman" w:cs="Times New Roman"/>
-          <w:color w:val="000000"/>
-          <w:sz w:val="26"/>
-          <w:szCs w:val="26"/>
-        </w:rPr>
-      </w:pPr>
-      <w:r>
-        <w:rPr>
-          <w:rFonts w:ascii="Times New Roman" w:eastAsia="TimesNewRomanPS-BoldMT" w:hAnsi="Times New Roman" w:cs="Times New Roman"/>
-          <w:b/>
-          <w:bCs/>
-          <w:color w:val="000000"/>
-          <w:sz w:val="26"/>
-          <w:szCs w:val="26"/>
-        </w:rPr>
-        <w:t xml:space="preserve">Cuonsach </w:t>
-      </w:r>
-      <w:r>
-        <w:rPr>
-          <w:rFonts w:ascii="Times New Roman" w:eastAsia="TimesNewRomanPS-BoldMT" w:hAnsi="Times New Roman" w:cs="Times New Roman"/>
-          <w:color w:val="000000"/>
-          <w:sz w:val="26"/>
-          <w:szCs w:val="26"/>
-        </w:rPr>
-        <w:t>(isbn, ma_cuonsach, tinhtrang)</w:t>
-      </w:r>
-    </w:p>
-    <w:p>
-      <w:pPr>
-        <w:ind w:left="360"/>
-        <w:rPr>
-          <w:rFonts w:ascii="Times New Roman" w:eastAsia="TimesNewRomanPS-BoldMT" w:hAnsi="Times New Roman" w:cs="Times New Roman"/>
-          <w:b/>
-          <w:bCs/>
-          <w:color w:val="000000"/>
-          <w:sz w:val="26"/>
-          <w:szCs w:val="26"/>
-        </w:rPr>
-      </w:pPr>
-      <w:r>
-        <w:rPr>
-          <w:rFonts w:ascii="Times New Roman" w:eastAsia="TimesNewRomanPS-BoldMT" w:hAnsi="Times New Roman" w:cs="Times New Roman"/>
-          <w:b/>
-          <w:bCs/>
-          <w:color w:val="000000"/>
-          <w:sz w:val="26"/>
-          <w:szCs w:val="26"/>
-        </w:rPr>
-        <w:t>DangKy (</w:t>
-      </w:r>
-      <w:r>
-        <w:rPr>
-          <w:rFonts w:ascii="Times New Roman" w:eastAsia="TimesNewRomanPS-BoldMT" w:hAnsi="Times New Roman" w:cs="Times New Roman"/>
-          <w:bCs/>
-          <w:color w:val="000000"/>
-          <w:sz w:val="26"/>
-          <w:szCs w:val="26"/>
-        </w:rPr>
-        <w:t>isbn, ma_DocGia, ngay_dk, ghichu</w:t>
-      </w:r>
-      <w:r>
-        <w:rPr>
-          <w:rFonts w:ascii="Times New Roman" w:eastAsia="TimesNewRomanPS-BoldMT" w:hAnsi="Times New Roman" w:cs="Times New Roman"/>
-          <w:b/>
-          <w:bCs/>
-          <w:color w:val="000000"/>
-          <w:sz w:val="26"/>
-          <w:szCs w:val="26"/>
-        </w:rPr>
-        <w:t>)</w:t>
-      </w:r>
-    </w:p>
-    <w:p>
-      <w:pPr>
-        <w:ind w:left="360"/>
-        <w:rPr>
-          <w:rFonts w:ascii="Times New Roman" w:eastAsia="TimesNewRomanPS-BoldMT" w:hAnsi="Times New Roman" w:cs="Times New Roman"/>
-          <w:b/>
-          <w:bCs/>
-          <w:color w:val="000000"/>
-          <w:sz w:val="26"/>
-          <w:szCs w:val="26"/>
-        </w:rPr>
-      </w:pPr>
-      <w:r>
-        <w:rPr>
-          <w:rFonts w:ascii="Times New Roman" w:eastAsia="TimesNewRomanPS-BoldMT" w:hAnsi="Times New Roman" w:cs="Times New Roman"/>
-          <w:b/>
-          <w:bCs/>
-          <w:color w:val="000000"/>
-          <w:sz w:val="26"/>
-          <w:szCs w:val="26"/>
-        </w:rPr>
-        <w:t>Muon (</w:t>
-      </w:r>
-      <w:r>
-        <w:rPr>
-          <w:rFonts w:ascii="Times New Roman" w:eastAsia="TimesNewRomanPS-BoldMT" w:hAnsi="Times New Roman" w:cs="Times New Roman"/>
-          <w:bCs/>
-          <w:color w:val="000000"/>
-          <w:sz w:val="26"/>
-          <w:szCs w:val="26"/>
-        </w:rPr>
-        <w:t>isbn, ma_cuonsach, ma_DocGia, ngay_muon, ngay_hethan</w:t>
-      </w:r>
-      <w:r>
-        <w:rPr>
-          <w:rFonts w:ascii="Times New Roman" w:eastAsia="TimesNewRomanPS-BoldMT" w:hAnsi="Times New Roman" w:cs="Times New Roman"/>
-          <w:b/>
-          <w:bCs/>
-          <w:color w:val="000000"/>
-          <w:sz w:val="26"/>
-          <w:szCs w:val="26"/>
-        </w:rPr>
-        <w:t>)</w:t>
-      </w:r>
-    </w:p>
-    <w:p>
-      <w:pPr>
-        <w:ind w:left="360"/>
-        <w:rPr>
-          <w:rFonts w:ascii="Times New Roman" w:eastAsia="TimesNewRomanPS-BoldMT" w:hAnsi="Times New Roman" w:cs="Times New Roman"/>
-          <w:b/>
-          <w:bCs/>
-          <w:color w:val="000000"/>
-          <w:sz w:val="26"/>
-          <w:szCs w:val="26"/>
-        </w:rPr>
-      </w:pPr>
-      <w:r>
-        <w:rPr>
-          <w:rFonts w:ascii="Times New Roman" w:eastAsia="TimesNewRomanPS-BoldMT" w:hAnsi="Times New Roman" w:cs="Times New Roman"/>
-          <w:b/>
-          <w:bCs/>
-          <w:color w:val="000000"/>
-          <w:sz w:val="26"/>
-          <w:szCs w:val="26"/>
-        </w:rPr>
-        <w:t>QuaTrinhMuon(</w:t>
-      </w:r>
-      <w:r>
-        <w:rPr>
-          <w:rFonts w:ascii="Times New Roman" w:eastAsia="TimesNewRomanPS-BoldMT" w:hAnsi="Times New Roman" w:cs="Times New Roman"/>
-          <w:bCs/>
-          <w:color w:val="000000"/>
-          <w:sz w:val="26"/>
-          <w:szCs w:val="26"/>
-        </w:rPr>
-        <w:t>isbn, ma_cuonsach, ngay_muon, ma_DocGia, ngay_hethan, ngay_tra, tien_muon, tien_datra, tien_datcoc, ghichu</w:t>
-      </w:r>
-      <w:r>
-        <w:rPr>
-          <w:rFonts w:ascii="Times New Roman" w:eastAsia="TimesNewRomanPS-BoldMT" w:hAnsi="Times New Roman" w:cs="Times New Roman"/>
-          <w:b/>
-          <w:bCs/>
-          <w:color w:val="000000"/>
-          <w:sz w:val="26"/>
-          <w:szCs w:val="26"/>
-        </w:rPr>
-        <w:t>)</w:t>
+        <w:t>s</w:t>
       </w:r>
     </w:p>
     <w:p>
@@ -10336,7 +10027,6 @@
           <w:sz w:val="26"/>
           <w:szCs w:val="26"/>
         </w:rPr>
-        <w:lastRenderedPageBreak/>
         <w:t>N</w:t>
       </w:r>
       <w:r>
@@ -10521,13 +10211,15 @@
           <w:rFonts w:ascii="Times New Roman" w:eastAsia="TimesNewRomanPSMT" w:hAnsi="Times New Roman" w:cs="Times New Roman"/>
           <w:sz w:val="26"/>
           <w:szCs w:val="26"/>
-        </w:rPr>
-      </w:pPr>
-      <w:r>
-        <w:rPr>
-          <w:rFonts w:ascii="Times New Roman" w:hAnsi="Times New Roman" w:cs="Times New Roman"/>
-          <w:sz w:val="26"/>
-          <w:szCs w:val="26"/>
+          <w:highlight w:val="yellow"/>
+        </w:rPr>
+      </w:pPr>
+      <w:r>
+        <w:rPr>
+          <w:rFonts w:ascii="Times New Roman" w:hAnsi="Times New Roman" w:cs="Times New Roman"/>
+          <w:sz w:val="26"/>
+          <w:szCs w:val="26"/>
+          <w:highlight w:val="yellow"/>
         </w:rPr>
         <w:t>[1] Ki</w:t>
       </w:r>
@@ -10536,6 +10228,7 @@
           <w:rFonts w:ascii="Times New Roman" w:eastAsia="TimesNewRomanPSMT" w:hAnsi="Times New Roman" w:cs="Times New Roman"/>
           <w:sz w:val="26"/>
           <w:szCs w:val="26"/>
+          <w:highlight w:val="yellow"/>
         </w:rPr>
         <w:t>ểm tra độc giả n</w:t>
       </w:r>
@@ -10544,6 +10237,7 @@
           <w:rFonts w:ascii="Times New Roman" w:hAnsi="Times New Roman" w:cs="Times New Roman"/>
           <w:sz w:val="26"/>
           <w:szCs w:val="26"/>
+          <w:highlight w:val="yellow"/>
         </w:rPr>
         <w:t>ày thu</w:t>
       </w:r>
@@ -10552,6 +10246,7 @@
           <w:rFonts w:ascii="Times New Roman" w:eastAsia="TimesNewRomanPSMT" w:hAnsi="Times New Roman" w:cs="Times New Roman"/>
           <w:sz w:val="26"/>
           <w:szCs w:val="26"/>
+          <w:highlight w:val="yellow"/>
         </w:rPr>
         <w:t>ộc loại người lớn hay trẻ em.</w:t>
       </w:r>
@@ -10567,13 +10262,15 @@
           <w:rFonts w:ascii="Times New Roman" w:eastAsia="TimesNewRomanPSMT" w:hAnsi="Times New Roman" w:cs="Times New Roman"/>
           <w:sz w:val="26"/>
           <w:szCs w:val="26"/>
-        </w:rPr>
-      </w:pPr>
-      <w:r>
-        <w:rPr>
-          <w:rFonts w:ascii="Times New Roman" w:hAnsi="Times New Roman" w:cs="Times New Roman"/>
-          <w:sz w:val="26"/>
-          <w:szCs w:val="26"/>
+          <w:highlight w:val="yellow"/>
+        </w:rPr>
+      </w:pPr>
+      <w:r>
+        <w:rPr>
+          <w:rFonts w:ascii="Times New Roman" w:hAnsi="Times New Roman" w:cs="Times New Roman"/>
+          <w:sz w:val="26"/>
+          <w:szCs w:val="26"/>
+          <w:highlight w:val="yellow"/>
         </w:rPr>
         <w:t>[2] N</w:t>
       </w:r>
@@ -10582,6 +10279,7 @@
           <w:rFonts w:ascii="Times New Roman" w:eastAsia="TimesNewRomanPSMT" w:hAnsi="Times New Roman" w:cs="Times New Roman"/>
           <w:sz w:val="26"/>
           <w:szCs w:val="26"/>
+          <w:highlight w:val="yellow"/>
         </w:rPr>
         <w:t>ếu là người lớn th</w:t>
       </w:r>
@@ -10590,6 +10288,7 @@
           <w:rFonts w:ascii="Times New Roman" w:hAnsi="Times New Roman" w:cs="Times New Roman"/>
           <w:sz w:val="26"/>
           <w:szCs w:val="26"/>
+          <w:highlight w:val="yellow"/>
         </w:rPr>
         <w:t>ì: In nh</w:t>
       </w:r>
@@ -10598,6 +10297,7 @@
           <w:rFonts w:ascii="Times New Roman" w:eastAsia="TimesNewRomanPSMT" w:hAnsi="Times New Roman" w:cs="Times New Roman"/>
           <w:sz w:val="26"/>
           <w:szCs w:val="26"/>
+          <w:highlight w:val="yellow"/>
         </w:rPr>
         <w:t>ững thông độc giả n</w:t>
       </w:r>
@@ -10606,6 +10306,7 @@
           <w:rFonts w:ascii="Times New Roman" w:hAnsi="Times New Roman" w:cs="Times New Roman"/>
           <w:sz w:val="26"/>
           <w:szCs w:val="26"/>
+          <w:highlight w:val="yellow"/>
         </w:rPr>
         <w:t>ày, g</w:t>
       </w:r>
@@ -10614,6 +10315,7 @@
           <w:rFonts w:ascii="Times New Roman" w:eastAsia="TimesNewRomanPSMT" w:hAnsi="Times New Roman" w:cs="Times New Roman"/>
           <w:sz w:val="26"/>
           <w:szCs w:val="26"/>
+          <w:highlight w:val="yellow"/>
         </w:rPr>
         <w:t>ồm có: thông tin độc giả + thông tin người lớn.</w:t>
       </w:r>
@@ -10632,7 +10334,9 @@
           <w:rFonts w:ascii="Times New Roman" w:hAnsi="Times New Roman" w:cs="Times New Roman"/>
           <w:sz w:val="26"/>
           <w:szCs w:val="26"/>
-        </w:rPr>
+          <w:highlight w:val="yellow"/>
+        </w:rPr>
+        <w:lastRenderedPageBreak/>
         <w:t>[3] N</w:t>
       </w:r>
       <w:r>
@@ -10640,6 +10344,7 @@
           <w:rFonts w:ascii="Times New Roman" w:eastAsia="TimesNewRomanPSMT" w:hAnsi="Times New Roman" w:cs="Times New Roman"/>
           <w:sz w:val="26"/>
           <w:szCs w:val="26"/>
+          <w:highlight w:val="yellow"/>
         </w:rPr>
         <w:t>ếu l</w:t>
       </w:r>
@@ -10648,6 +10353,7 @@
           <w:rFonts w:ascii="Times New Roman" w:hAnsi="Times New Roman" w:cs="Times New Roman"/>
           <w:sz w:val="26"/>
           <w:szCs w:val="26"/>
+          <w:highlight w:val="yellow"/>
         </w:rPr>
         <w:t>à tr</w:t>
       </w:r>
@@ -10656,6 +10362,7 @@
           <w:rFonts w:ascii="Times New Roman" w:eastAsia="TimesNewRomanPSMT" w:hAnsi="Times New Roman" w:cs="Times New Roman"/>
           <w:sz w:val="26"/>
           <w:szCs w:val="26"/>
+          <w:highlight w:val="yellow"/>
         </w:rPr>
         <w:t>ẻ em th</w:t>
       </w:r>
@@ -10664,6 +10371,7 @@
           <w:rFonts w:ascii="Times New Roman" w:hAnsi="Times New Roman" w:cs="Times New Roman"/>
           <w:sz w:val="26"/>
           <w:szCs w:val="26"/>
+          <w:highlight w:val="yellow"/>
         </w:rPr>
         <w:t>ì: In nh</w:t>
       </w:r>
@@ -10672,6 +10380,7 @@
           <w:rFonts w:ascii="Times New Roman" w:eastAsia="TimesNewRomanPSMT" w:hAnsi="Times New Roman" w:cs="Times New Roman"/>
           <w:sz w:val="26"/>
           <w:szCs w:val="26"/>
+          <w:highlight w:val="yellow"/>
         </w:rPr>
         <w:t>ững thông tin liên quan đến độc giả n</w:t>
       </w:r>
@@ -10680,6 +10389,7 @@
           <w:rFonts w:ascii="Times New Roman" w:hAnsi="Times New Roman" w:cs="Times New Roman"/>
           <w:sz w:val="26"/>
           <w:szCs w:val="26"/>
+          <w:highlight w:val="yellow"/>
         </w:rPr>
         <w:t>ày, g</w:t>
       </w:r>
@@ -10688,6 +10398,7 @@
           <w:rFonts w:ascii="Times New Roman" w:eastAsia="TimesNewRomanPSMT" w:hAnsi="Times New Roman" w:cs="Times New Roman"/>
           <w:sz w:val="26"/>
           <w:szCs w:val="26"/>
+          <w:highlight w:val="yellow"/>
         </w:rPr>
         <w:t>ồm có: thông tin độc giả + thông tin trẻ em.</w:t>
       </w:r>
@@ -12080,7 +11791,6 @@
           <w:sz w:val="26"/>
           <w:szCs w:val="26"/>
         </w:rPr>
-        <w:lastRenderedPageBreak/>
         <w:t>Vi</w:t>
       </w:r>
       <w:r>
@@ -12361,6 +12071,7 @@
           <w:sz w:val="26"/>
           <w:szCs w:val="26"/>
         </w:rPr>
+        <w:lastRenderedPageBreak/>
         <w:drawing>
           <wp:inline distT="0" distB="0" distL="0" distR="0" wp14:anchorId="4E160982" wp14:editId="3E77A588">
             <wp:extent cx="5943600" cy="3491260"/>
@@ -14859,6 +14570,7 @@
   <w:style w:type="character" w:default="1" w:styleId="DefaultParagraphFont">
     <w:name w:val="Default Paragraph Font"/>
     <w:uiPriority w:val="1"/>
+    <w:semiHidden/>
     <w:unhideWhenUsed/>
   </w:style>
   <w:style w:type="table" w:default="1" w:styleId="TableNormal">

--- a/BT Trigger Thu tuc va ham_4-2026.docx
+++ b/BT Trigger Thu tuc va ham_4-2026.docx
@@ -9911,19 +9911,9 @@
           <w:color w:val="000000"/>
           <w:sz w:val="26"/>
           <w:szCs w:val="26"/>
-        </w:rPr>
-      </w:pPr>
-      <w:r>
-        <w:rPr>
-          <w:rFonts w:ascii="Times New Roman" w:eastAsia="TimesNewRomanPS-BoldMT" w:hAnsi="Times New Roman" w:cs="Times New Roman"/>
-          <w:b/>
-          <w:bCs/>
-          <w:color w:val="000000"/>
-          <w:sz w:val="26"/>
-          <w:szCs w:val="26"/>
-        </w:rPr>
-        <w:t>s</w:t>
-      </w:r>
+          <w:lang w:val="vi-VN"/>
+        </w:rPr>
+      </w:pPr>
     </w:p>
     <w:p>
       <w:pPr>
